--- a/backend/data/corpus/DOC-20230505-099.docx
+++ b/backend/data/corpus/DOC-20230505-099.docx
@@ -31,7 +31,7 @@
           <w:b/>
           <w:sz w:val="21"/>
         </w:rPr>
-        <w:t>HCP: Lukas Tavernier, MD, Vantage Park Regional Epilepsy Program, Boise, ID (RSM)</w:t>
+        <w:t>HCP: Nikolai Underhill, MD, Willowmere Neuroscience Center, Bakersfield, CA (RSM)</w:t>
       </w:r>
     </w:p>
     <w:p>
@@ -46,7 +46,7 @@
         <w:rPr>
           <w:sz w:val="21"/>
         </w:rPr>
-        <w:t>Caught a rushed window in conference room between pts.</w:t>
+        <w:t>Stopped by in back office for productive convo.</w:t>
       </w:r>
     </w:p>
     <w:p>
@@ -61,7 +61,7 @@
         <w:rPr>
           <w:sz w:val="21"/>
         </w:rPr>
-        <w:t>Benefit verification is step that most often delays start here.</w:t>
+        <w:t>Asked whether I had seen a guideline update discussed at journal club; I had not, and offered nothing in return.</w:t>
       </w:r>
     </w:p>
     <w:p>
@@ -76,7 +76,7 @@
         <w:rPr>
           <w:sz w:val="21"/>
         </w:rPr>
-        <w:t>The practice lost one of nurse practitioners and has not backfilled, so referral queue has stretched out.</w:t>
+        <w:t>Talked through older half of panel in general terms, without any specific case.</w:t>
       </w:r>
     </w:p>
     <w:p>
@@ -91,7 +91,22 @@
         <w:rPr>
           <w:sz w:val="21"/>
         </w:rPr>
-        <w:t>The composition of the pediatric-to-adult transfers has shifted over the last year or two.</w:t>
+        <w:t>Most of the discussion was about the scheduling system, which is still being sorted out.</w:t>
+      </w:r>
+    </w:p>
+    <w:p>
+      <w:r>
+        <w:rPr>
+          <w:sz w:val="21"/>
+        </w:rPr>
+      </w:r>
+    </w:p>
+    <w:p>
+      <w:r>
+        <w:rPr>
+          <w:sz w:val="21"/>
+        </w:rPr>
+        <w:t>Referral patterns into this clinic have changed, and long-standing pts is a bigger share than it was.</w:t>
       </w:r>
     </w:p>
     <w:sectPr>
